--- a/mokdong2/2fin/word/md2s2_grammar_check_exam.docx
+++ b/mokdong2/2fin/word/md2s2_grammar_check_exam.docx
@@ -2787,7 +2787,7 @@
           <w:sz w:val="20"/>
           <w:u w:val="none"/>
         </w:rPr>
-        <w:t xml:space="preserve"> (3) (used / he / to / in the city / live)</w:t>
+        <w:t xml:space="preserve"> (3) (to / used / in the city / live / he)</w:t>
       </w:r>
       <w:r>
         <w:br/>
@@ -7683,7 +7683,7 @@
           <w:sz w:val="20"/>
           <w:u w:val="none"/>
         </w:rPr>
-        <w:t xml:space="preserve"> teach in Korean after only a few years. (so / that / studied / hard / was / he / able / to)</w:t>
+        <w:t xml:space="preserve"> teach in Korean after only a few years. (was / that / so / to / studied / he / able / hard)</w:t>
       </w:r>
       <w:r>
         <w:br/>
@@ -7734,7 +7734,7 @@
           <w:sz w:val="20"/>
           <w:u w:val="none"/>
         </w:rPr>
-        <w:t xml:space="preserve"> in Tapgol Park. (people / heard / for / shouting / Korean independence)</w:t>
+        <w:t xml:space="preserve"> in Tapgol Park. (Korean independence / people / shouting / heard / for)</w:t>
       </w:r>
       <w:r>
         <w:br/>

--- a/mokdong2/2fin/word/md2s2_grammar_check_exam.docx
+++ b/mokdong2/2fin/word/md2s2_grammar_check_exam.docx
@@ -1875,7 +1875,7 @@
           <w:sz w:val="20"/>
           <w:u w:val="none"/>
         </w:rPr>
-        <w:t>. (my friend / which / to me / gave)</w:t>
+        <w:t>. (my friend / to me / which / gave)</w:t>
       </w:r>
       <w:r>
         <w:br/>

--- a/mokdong2/2fin/word/md2s2_grammar_check_exam.docx
+++ b/mokdong2/2fin/word/md2s2_grammar_check_exam.docx
@@ -19,10 +19,10 @@
     </w:p>
     <w:p>
       <w:pPr>
-        <w:spacing w:after="80"/>
         <w:pBdr>
           <w:bottom w:val="single" w:sz="8" w:space="2" w:color="1F3864"/>
         </w:pBdr>
+        <w:spacing w:after="80"/>
       </w:pPr>
       <w:r>
         <w:rPr>
@@ -126,9 +126,9 @@
     </w:p>
     <w:p>
       <w:pPr>
+        <w:shd w:val="clear" w:color="auto" w:fill="F1F4F9"/>
         <w:spacing w:after="30"/>
         <w:ind w:left="85"/>
-        <w:shd w:val="clear" w:color="auto" w:fill="F1F4F9"/>
       </w:pPr>
       <w:r>
         <w:rPr>
@@ -424,9 +424,9 @@
     </w:p>
     <w:p>
       <w:pPr>
+        <w:shd w:val="clear" w:color="auto" w:fill="F1F4F9"/>
         <w:spacing w:after="30"/>
         <w:ind w:left="85"/>
-        <w:shd w:val="clear" w:color="auto" w:fill="F1F4F9"/>
       </w:pPr>
       <w:r>
         <w:rPr>
@@ -791,9 +791,9 @@
     </w:p>
     <w:p>
       <w:pPr>
+        <w:shd w:val="clear" w:color="auto" w:fill="F1F4F9"/>
         <w:spacing w:after="30"/>
         <w:ind w:left="85"/>
-        <w:shd w:val="clear" w:color="auto" w:fill="F1F4F9"/>
       </w:pPr>
       <w:r>
         <w:rPr>
@@ -927,9 +927,9 @@
     </w:p>
     <w:p>
       <w:pPr>
+        <w:shd w:val="clear" w:color="auto" w:fill="F1F4F9"/>
         <w:spacing w:after="30"/>
         <w:ind w:left="85"/>
-        <w:shd w:val="clear" w:color="auto" w:fill="F1F4F9"/>
       </w:pPr>
       <w:r>
         <w:rPr>
@@ -1063,9 +1063,9 @@
     </w:p>
     <w:p>
       <w:pPr>
+        <w:shd w:val="clear" w:color="auto" w:fill="F1F4F9"/>
         <w:spacing w:after="30"/>
         <w:ind w:left="85"/>
-        <w:shd w:val="clear" w:color="auto" w:fill="F1F4F9"/>
       </w:pPr>
       <w:r>
         <w:rPr>
@@ -1352,9 +1352,9 @@
     </w:p>
     <w:p>
       <w:pPr>
+        <w:shd w:val="clear" w:color="auto" w:fill="F1F4F9"/>
         <w:spacing w:after="30"/>
         <w:ind w:left="85"/>
-        <w:shd w:val="clear" w:color="auto" w:fill="F1F4F9"/>
       </w:pPr>
       <w:r>
         <w:rPr>
@@ -1470,9 +1470,9 @@
     </w:p>
     <w:p>
       <w:pPr>
+        <w:shd w:val="clear" w:color="auto" w:fill="F1F4F9"/>
         <w:spacing w:after="30"/>
         <w:ind w:left="85"/>
-        <w:shd w:val="clear" w:color="auto" w:fill="F1F4F9"/>
       </w:pPr>
       <w:r>
         <w:rPr>
@@ -1723,9 +1723,9 @@
     </w:p>
     <w:p>
       <w:pPr>
+        <w:shd w:val="clear" w:color="auto" w:fill="F1F4F9"/>
         <w:spacing w:after="30"/>
         <w:ind w:left="85"/>
-        <w:shd w:val="clear" w:color="auto" w:fill="F1F4F9"/>
       </w:pPr>
       <w:r>
         <w:rPr>
@@ -1996,9 +1996,9 @@
     </w:p>
     <w:p>
       <w:pPr>
+        <w:shd w:val="clear" w:color="auto" w:fill="F1F4F9"/>
         <w:spacing w:after="30"/>
         <w:ind w:left="85"/>
-        <w:shd w:val="clear" w:color="auto" w:fill="F1F4F9"/>
       </w:pPr>
       <w:r>
         <w:rPr>
@@ -2132,9 +2132,9 @@
     </w:p>
     <w:p>
       <w:pPr>
+        <w:shd w:val="clear" w:color="auto" w:fill="F1F4F9"/>
         <w:spacing w:after="30"/>
         <w:ind w:left="85"/>
-        <w:shd w:val="clear" w:color="auto" w:fill="F1F4F9"/>
       </w:pPr>
       <w:r>
         <w:rPr>
@@ -2421,9 +2421,9 @@
     </w:p>
     <w:p>
       <w:pPr>
+        <w:shd w:val="clear" w:color="auto" w:fill="F1F4F9"/>
         <w:spacing w:after="30"/>
         <w:ind w:left="85"/>
-        <w:shd w:val="clear" w:color="auto" w:fill="F1F4F9"/>
       </w:pPr>
       <w:r>
         <w:rPr>
@@ -2593,9 +2593,9 @@
     </w:p>
     <w:p>
       <w:pPr>
+        <w:shd w:val="clear" w:color="auto" w:fill="F1F4F9"/>
         <w:spacing w:after="30"/>
         <w:ind w:left="85"/>
-        <w:shd w:val="clear" w:color="auto" w:fill="F1F4F9"/>
       </w:pPr>
       <w:r>
         <w:rPr>
@@ -2971,9 +2971,9 @@
     </w:p>
     <w:p>
       <w:pPr>
+        <w:shd w:val="clear" w:color="auto" w:fill="F1F4F9"/>
         <w:spacing w:after="30"/>
         <w:ind w:left="85"/>
-        <w:shd w:val="clear" w:color="auto" w:fill="F1F4F9"/>
       </w:pPr>
       <w:r>
         <w:rPr>
@@ -3218,9 +3218,9 @@
     </w:p>
     <w:p>
       <w:pPr>
+        <w:shd w:val="clear" w:color="auto" w:fill="F1F4F9"/>
         <w:spacing w:after="30"/>
         <w:ind w:left="85"/>
-        <w:shd w:val="clear" w:color="auto" w:fill="F1F4F9"/>
       </w:pPr>
       <w:r>
         <w:rPr>
@@ -3354,9 +3354,9 @@
     </w:p>
     <w:p>
       <w:pPr>
+        <w:shd w:val="clear" w:color="auto" w:fill="F1F4F9"/>
         <w:spacing w:after="30"/>
         <w:ind w:left="85"/>
-        <w:shd w:val="clear" w:color="auto" w:fill="F1F4F9"/>
       </w:pPr>
       <w:r>
         <w:rPr>
@@ -3643,9 +3643,9 @@
     </w:p>
     <w:p>
       <w:pPr>
+        <w:shd w:val="clear" w:color="auto" w:fill="F1F4F9"/>
         <w:spacing w:after="30"/>
         <w:ind w:left="85"/>
-        <w:shd w:val="clear" w:color="auto" w:fill="F1F4F9"/>
       </w:pPr>
       <w:r>
         <w:rPr>
@@ -3971,9 +3971,9 @@
     </w:p>
     <w:p>
       <w:pPr>
+        <w:shd w:val="clear" w:color="auto" w:fill="F1F4F9"/>
         <w:spacing w:after="30"/>
         <w:ind w:left="85"/>
-        <w:shd w:val="clear" w:color="auto" w:fill="F1F4F9"/>
       </w:pPr>
       <w:r>
         <w:rPr>
@@ -4230,9 +4230,9 @@
     </w:p>
     <w:p>
       <w:pPr>
+        <w:shd w:val="clear" w:color="auto" w:fill="F1F4F9"/>
         <w:spacing w:after="30"/>
         <w:ind w:left="85"/>
-        <w:shd w:val="clear" w:color="auto" w:fill="F1F4F9"/>
       </w:pPr>
       <w:r>
         <w:rPr>
@@ -4453,9 +4453,9 @@
     </w:p>
     <w:p>
       <w:pPr>
+        <w:shd w:val="clear" w:color="auto" w:fill="F1F4F9"/>
         <w:spacing w:after="30"/>
         <w:ind w:left="85"/>
-        <w:shd w:val="clear" w:color="auto" w:fill="F1F4F9"/>
       </w:pPr>
       <w:r>
         <w:rPr>
@@ -4696,9 +4696,9 @@
     </w:p>
     <w:p>
       <w:pPr>
+        <w:shd w:val="clear" w:color="auto" w:fill="F1F4F9"/>
         <w:spacing w:after="30"/>
         <w:ind w:left="85"/>
-        <w:shd w:val="clear" w:color="auto" w:fill="F1F4F9"/>
       </w:pPr>
       <w:r>
         <w:rPr>
@@ -4886,9 +4886,9 @@
     </w:p>
     <w:p>
       <w:pPr>
+        <w:shd w:val="clear" w:color="auto" w:fill="F1F4F9"/>
         <w:spacing w:after="30"/>
         <w:ind w:left="85"/>
-        <w:shd w:val="clear" w:color="auto" w:fill="F1F4F9"/>
       </w:pPr>
       <w:r>
         <w:rPr>
@@ -5154,9 +5154,9 @@
     </w:p>
     <w:p>
       <w:pPr>
+        <w:shd w:val="clear" w:color="auto" w:fill="F1F4F9"/>
         <w:spacing w:after="30"/>
         <w:ind w:left="85"/>
-        <w:shd w:val="clear" w:color="auto" w:fill="F1F4F9"/>
       </w:pPr>
       <w:r>
         <w:rPr>
@@ -5437,9 +5437,9 @@
     </w:p>
     <w:p>
       <w:pPr>
+        <w:shd w:val="clear" w:color="auto" w:fill="F1F4F9"/>
         <w:spacing w:after="30"/>
         <w:ind w:left="85"/>
-        <w:shd w:val="clear" w:color="auto" w:fill="F1F4F9"/>
       </w:pPr>
       <w:r>
         <w:rPr>
@@ -5726,9 +5726,9 @@
     </w:p>
     <w:p>
       <w:pPr>
+        <w:shd w:val="clear" w:color="auto" w:fill="F1F4F9"/>
         <w:spacing w:after="30"/>
         <w:ind w:left="85"/>
-        <w:shd w:val="clear" w:color="auto" w:fill="F1F4F9"/>
       </w:pPr>
       <w:r>
         <w:rPr>
@@ -5955,9 +5955,9 @@
     </w:p>
     <w:p>
       <w:pPr>
+        <w:shd w:val="clear" w:color="auto" w:fill="F1F4F9"/>
         <w:spacing w:after="30"/>
         <w:ind w:left="85"/>
-        <w:shd w:val="clear" w:color="auto" w:fill="F1F4F9"/>
       </w:pPr>
       <w:r>
         <w:rPr>
@@ -6235,9 +6235,9 @@
     </w:p>
     <w:p>
       <w:pPr>
+        <w:shd w:val="clear" w:color="auto" w:fill="F1F4F9"/>
         <w:spacing w:after="30"/>
         <w:ind w:left="85"/>
-        <w:shd w:val="clear" w:color="auto" w:fill="F1F4F9"/>
       </w:pPr>
       <w:r>
         <w:rPr>
@@ -6396,9 +6396,9 @@
     </w:p>
     <w:p>
       <w:pPr>
+        <w:shd w:val="clear" w:color="auto" w:fill="F1F4F9"/>
         <w:spacing w:after="30"/>
         <w:ind w:left="85"/>
-        <w:shd w:val="clear" w:color="auto" w:fill="F1F4F9"/>
       </w:pPr>
       <w:r>
         <w:rPr>
@@ -6628,9 +6628,9 @@
     </w:p>
     <w:p>
       <w:pPr>
+        <w:shd w:val="clear" w:color="auto" w:fill="F1F4F9"/>
         <w:spacing w:after="30"/>
         <w:ind w:left="85"/>
-        <w:shd w:val="clear" w:color="auto" w:fill="F1F4F9"/>
       </w:pPr>
       <w:r>
         <w:rPr>
@@ -6869,9 +6869,9 @@
     </w:p>
     <w:p>
       <w:pPr>
+        <w:shd w:val="clear" w:color="auto" w:fill="F1F4F9"/>
         <w:spacing w:after="30"/>
         <w:ind w:left="85"/>
-        <w:shd w:val="clear" w:color="auto" w:fill="F1F4F9"/>
       </w:pPr>
       <w:r>
         <w:rPr>
@@ -7122,9 +7122,9 @@
     </w:p>
     <w:p>
       <w:pPr>
+        <w:shd w:val="clear" w:color="auto" w:fill="F1F4F9"/>
         <w:spacing w:after="30"/>
         <w:ind w:left="85"/>
-        <w:shd w:val="clear" w:color="auto" w:fill="F1F4F9"/>
       </w:pPr>
       <w:r>
         <w:rPr>
@@ -7311,9 +7311,9 @@
     </w:p>
     <w:p>
       <w:pPr>
+        <w:shd w:val="clear" w:color="auto" w:fill="F1F4F9"/>
         <w:spacing w:after="30"/>
         <w:ind w:left="85"/>
-        <w:shd w:val="clear" w:color="auto" w:fill="F1F4F9"/>
       </w:pPr>
       <w:r>
         <w:rPr>
@@ -7582,9 +7582,9 @@
     </w:p>
     <w:p>
       <w:pPr>
+        <w:shd w:val="clear" w:color="auto" w:fill="F1F4F9"/>
         <w:spacing w:after="30"/>
         <w:ind w:left="85"/>
-        <w:shd w:val="clear" w:color="auto" w:fill="F1F4F9"/>
       </w:pPr>
       <w:r>
         <w:rPr>
@@ -7794,8 +7794,8 @@
           <w:type w:val="continuous"/>
           <w:pgSz w:w="11906" w:h="16838"/>
           <w:pgMar w:top="680" w:right="794" w:bottom="624" w:left="794" w:header="720" w:footer="720" w:gutter="0"/>
+          <w:cols w:num="2" w:space="396" w:sep="1"/>
           <w:docGrid w:linePitch="360"/>
-          <w:cols w:num="2" w:space="396" w:sep="1"/>
         </w:sectPr>
       </w:pPr>
     </w:p>
@@ -8740,8 +8740,8 @@
     <w:sectPr>
       <w:pgSz w:w="11906" w:h="16838"/>
       <w:pgMar w:top="680" w:right="794" w:bottom="624" w:left="794" w:header="720" w:footer="720" w:gutter="0"/>
+      <w:cols w:num="1" w:space="396"/>
       <w:docGrid w:linePitch="360"/>
-      <w:cols w:num="1" w:space="396"/>
     </w:sectPr>
   </w:body>
 </w:document>

--- a/mokdong2/2fin/word/md2s2_grammar_check_exam.docx
+++ b/mokdong2/2fin/word/md2s2_grammar_check_exam.docx
@@ -19,10 +19,10 @@
     </w:p>
     <w:p>
       <w:pPr>
+        <w:spacing w:after="80"/>
         <w:pBdr>
           <w:bottom w:val="single" w:sz="8" w:space="2" w:color="1F3864"/>
         </w:pBdr>
-        <w:spacing w:after="80"/>
       </w:pPr>
       <w:r>
         <w:rPr>
@@ -126,9 +126,9 @@
     </w:p>
     <w:p>
       <w:pPr>
-        <w:shd w:val="clear" w:color="auto" w:fill="F1F4F9"/>
         <w:spacing w:after="30"/>
         <w:ind w:left="85"/>
+        <w:shd w:val="clear" w:color="auto" w:fill="F1F4F9"/>
       </w:pPr>
       <w:r>
         <w:rPr>
@@ -424,9 +424,9 @@
     </w:p>
     <w:p>
       <w:pPr>
-        <w:shd w:val="clear" w:color="auto" w:fill="F1F4F9"/>
         <w:spacing w:after="30"/>
         <w:ind w:left="85"/>
+        <w:shd w:val="clear" w:color="auto" w:fill="F1F4F9"/>
       </w:pPr>
       <w:r>
         <w:rPr>
@@ -791,9 +791,9 @@
     </w:p>
     <w:p>
       <w:pPr>
-        <w:shd w:val="clear" w:color="auto" w:fill="F1F4F9"/>
         <w:spacing w:after="30"/>
         <w:ind w:left="85"/>
+        <w:shd w:val="clear" w:color="auto" w:fill="F1F4F9"/>
       </w:pPr>
       <w:r>
         <w:rPr>
@@ -826,7 +826,7 @@
           <w:sz w:val="20"/>
           <w:u w:val="none"/>
         </w:rPr>
-        <w:t xml:space="preserve"> ③ Look at the boy and his dog which are running in the park.</w:t>
+        <w:t xml:space="preserve"> ③ He is the person for that I have been waiting.</w:t>
       </w:r>
       <w:r>
         <w:br/>
@@ -927,9 +927,9 @@
     </w:p>
     <w:p>
       <w:pPr>
-        <w:shd w:val="clear" w:color="auto" w:fill="F1F4F9"/>
         <w:spacing w:after="30"/>
         <w:ind w:left="85"/>
+        <w:shd w:val="clear" w:color="auto" w:fill="F1F4F9"/>
       </w:pPr>
       <w:r>
         <w:rPr>
@@ -1063,9 +1063,9 @@
     </w:p>
     <w:p>
       <w:pPr>
-        <w:shd w:val="clear" w:color="auto" w:fill="F1F4F9"/>
         <w:spacing w:after="30"/>
         <w:ind w:left="85"/>
+        <w:shd w:val="clear" w:color="auto" w:fill="F1F4F9"/>
       </w:pPr>
       <w:r>
         <w:rPr>
@@ -1352,9 +1352,9 @@
     </w:p>
     <w:p>
       <w:pPr>
-        <w:shd w:val="clear" w:color="auto" w:fill="F1F4F9"/>
         <w:spacing w:after="30"/>
         <w:ind w:left="85"/>
+        <w:shd w:val="clear" w:color="auto" w:fill="F1F4F9"/>
       </w:pPr>
       <w:r>
         <w:rPr>
@@ -1470,9 +1470,9 @@
     </w:p>
     <w:p>
       <w:pPr>
-        <w:shd w:val="clear" w:color="auto" w:fill="F1F4F9"/>
         <w:spacing w:after="30"/>
         <w:ind w:left="85"/>
+        <w:shd w:val="clear" w:color="auto" w:fill="F1F4F9"/>
       </w:pPr>
       <w:r>
         <w:rPr>
@@ -1723,9 +1723,9 @@
     </w:p>
     <w:p>
       <w:pPr>
-        <w:shd w:val="clear" w:color="auto" w:fill="F1F4F9"/>
         <w:spacing w:after="30"/>
         <w:ind w:left="85"/>
+        <w:shd w:val="clear" w:color="auto" w:fill="F1F4F9"/>
       </w:pPr>
       <w:r>
         <w:rPr>
@@ -1996,9 +1996,9 @@
     </w:p>
     <w:p>
       <w:pPr>
-        <w:shd w:val="clear" w:color="auto" w:fill="F1F4F9"/>
         <w:spacing w:after="30"/>
         <w:ind w:left="85"/>
+        <w:shd w:val="clear" w:color="auto" w:fill="F1F4F9"/>
       </w:pPr>
       <w:r>
         <w:rPr>
@@ -2132,9 +2132,9 @@
     </w:p>
     <w:p>
       <w:pPr>
-        <w:shd w:val="clear" w:color="auto" w:fill="F1F4F9"/>
         <w:spacing w:after="30"/>
         <w:ind w:left="85"/>
+        <w:shd w:val="clear" w:color="auto" w:fill="F1F4F9"/>
       </w:pPr>
       <w:r>
         <w:rPr>
@@ -2389,7 +2389,7 @@
           <w:sz w:val="20"/>
           <w:u w:val="none"/>
         </w:rPr>
-        <w:t xml:space="preserve">대화를 읽고, ①~⑤ 중 어법상 옳은 것을 </w:t>
+        <w:t xml:space="preserve">다음 ①~⑤ 중 어법상 옳은 것을 </w:t>
       </w:r>
       <w:r>
         <w:rPr>
@@ -2416,14 +2416,14 @@
           <w:sz w:val="20"/>
           <w:u w:val="none"/>
         </w:rPr>
-        <w:t>(표적: used to 대화 속 판정 · 4점)</w:t>
+        <w:t>(표적: used to · be used to · get used to 판정 · 4점)</w:t>
       </w:r>
     </w:p>
     <w:p>
       <w:pPr>
-        <w:shd w:val="clear" w:color="auto" w:fill="F1F4F9"/>
         <w:spacing w:after="30"/>
         <w:ind w:left="85"/>
+        <w:shd w:val="clear" w:color="auto" w:fill="F1F4F9"/>
       </w:pPr>
       <w:r>
         <w:rPr>
@@ -2432,16 +2432,7 @@
           <w:sz w:val="20"/>
           <w:u w:val="none"/>
         </w:rPr>
-        <w:t xml:space="preserve">Mina: Look at this old photo of our town. </w:t>
-      </w:r>
-      <w:r>
-        <w:rPr>
-          <w:b w:val="0"/>
-          <w:i w:val="0"/>
-          <w:sz w:val="20"/>
-          <w:u w:val="single"/>
-        </w:rPr>
-        <w:t>①There used to being a big house here.</w:t>
+        <w:t>① There used to being a big house here.</w:t>
       </w:r>
       <w:r>
         <w:br/>
@@ -2453,16 +2444,7 @@
           <w:sz w:val="20"/>
           <w:u w:val="none"/>
         </w:rPr>
-        <w:t xml:space="preserve"> Jun: Wow! </w:t>
-      </w:r>
-      <w:r>
-        <w:rPr>
-          <w:b w:val="0"/>
-          <w:i w:val="0"/>
-          <w:sz w:val="20"/>
-          <w:u w:val="single"/>
-        </w:rPr>
-        <w:t>②There used to be a beautiful park in this place, too.</w:t>
+        <w:t xml:space="preserve"> ② There used to be a beautiful park in this place.</w:t>
       </w:r>
       <w:r>
         <w:br/>
@@ -2474,16 +2456,7 @@
           <w:sz w:val="20"/>
           <w:u w:val="none"/>
         </w:rPr>
-        <w:t xml:space="preserve"> Mina: My grandpa says </w:t>
-      </w:r>
-      <w:r>
-        <w:rPr>
-          <w:b w:val="0"/>
-          <w:i w:val="0"/>
-          <w:sz w:val="20"/>
-          <w:u w:val="single"/>
-        </w:rPr>
-        <w:t>③he was used to live near the park.</w:t>
+        <w:t xml:space="preserve"> ③ He was used to live in the city.</w:t>
       </w:r>
       <w:r>
         <w:br/>
@@ -2495,16 +2468,7 @@
           <w:sz w:val="20"/>
           <w:u w:val="none"/>
         </w:rPr>
-        <w:t xml:space="preserve"> Jun: Cool! </w:t>
-      </w:r>
-      <w:r>
-        <w:rPr>
-          <w:b w:val="0"/>
-          <w:i w:val="0"/>
-          <w:sz w:val="20"/>
-          <w:u w:val="single"/>
-        </w:rPr>
-        <w:t>④My grandpa used to go fishing when he was young.</w:t>
+        <w:t xml:space="preserve"> ④ He used to go fishing when he was young.</w:t>
       </w:r>
       <w:r>
         <w:br/>
@@ -2516,25 +2480,7 @@
           <w:sz w:val="20"/>
           <w:u w:val="none"/>
         </w:rPr>
-        <w:t xml:space="preserve"> Mina: My grandpa still loves walking. These days, </w:t>
-      </w:r>
-      <w:r>
-        <w:rPr>
-          <w:b w:val="0"/>
-          <w:i w:val="0"/>
-          <w:sz w:val="20"/>
-          <w:u w:val="single"/>
-        </w:rPr>
-        <w:t>⑤he is used to wake up early</w:t>
-      </w:r>
-      <w:r>
-        <w:rPr>
-          <w:b w:val="0"/>
-          <w:i w:val="0"/>
-          <w:sz w:val="20"/>
-          <w:u w:val="none"/>
-        </w:rPr>
-        <w:t>, so he walks in the park every morning.</w:t>
+        <w:t xml:space="preserve"> ⑤ My friend got used to wake up early.</w:t>
       </w:r>
       <w:r>
         <w:br/>
@@ -2593,9 +2539,9 @@
     </w:p>
     <w:p>
       <w:pPr>
-        <w:shd w:val="clear" w:color="auto" w:fill="F1F4F9"/>
         <w:spacing w:after="30"/>
         <w:ind w:left="85"/>
+        <w:shd w:val="clear" w:color="auto" w:fill="F1F4F9"/>
       </w:pPr>
       <w:r>
         <w:rPr>
@@ -2971,9 +2917,9 @@
     </w:p>
     <w:p>
       <w:pPr>
-        <w:shd w:val="clear" w:color="auto" w:fill="F1F4F9"/>
         <w:spacing w:after="30"/>
         <w:ind w:left="85"/>
+        <w:shd w:val="clear" w:color="auto" w:fill="F1F4F9"/>
       </w:pPr>
       <w:r>
         <w:rPr>
@@ -3218,9 +3164,9 @@
     </w:p>
     <w:p>
       <w:pPr>
-        <w:shd w:val="clear" w:color="auto" w:fill="F1F4F9"/>
         <w:spacing w:after="30"/>
         <w:ind w:left="85"/>
+        <w:shd w:val="clear" w:color="auto" w:fill="F1F4F9"/>
       </w:pPr>
       <w:r>
         <w:rPr>
@@ -3354,9 +3300,9 @@
     </w:p>
     <w:p>
       <w:pPr>
-        <w:shd w:val="clear" w:color="auto" w:fill="F1F4F9"/>
         <w:spacing w:after="30"/>
         <w:ind w:left="85"/>
+        <w:shd w:val="clear" w:color="auto" w:fill="F1F4F9"/>
       </w:pPr>
       <w:r>
         <w:rPr>
@@ -3643,9 +3589,9 @@
     </w:p>
     <w:p>
       <w:pPr>
-        <w:shd w:val="clear" w:color="auto" w:fill="F1F4F9"/>
         <w:spacing w:after="30"/>
         <w:ind w:left="85"/>
+        <w:shd w:val="clear" w:color="auto" w:fill="F1F4F9"/>
       </w:pPr>
       <w:r>
         <w:rPr>
@@ -3971,9 +3917,9 @@
     </w:p>
     <w:p>
       <w:pPr>
-        <w:shd w:val="clear" w:color="auto" w:fill="F1F4F9"/>
         <w:spacing w:after="30"/>
         <w:ind w:left="85"/>
+        <w:shd w:val="clear" w:color="auto" w:fill="F1F4F9"/>
       </w:pPr>
       <w:r>
         <w:rPr>
@@ -4230,9 +4176,9 @@
     </w:p>
     <w:p>
       <w:pPr>
-        <w:shd w:val="clear" w:color="auto" w:fill="F1F4F9"/>
         <w:spacing w:after="30"/>
         <w:ind w:left="85"/>
+        <w:shd w:val="clear" w:color="auto" w:fill="F1F4F9"/>
       </w:pPr>
       <w:r>
         <w:rPr>
@@ -4453,9 +4399,9 @@
     </w:p>
     <w:p>
       <w:pPr>
-        <w:shd w:val="clear" w:color="auto" w:fill="F1F4F9"/>
         <w:spacing w:after="30"/>
         <w:ind w:left="85"/>
+        <w:shd w:val="clear" w:color="auto" w:fill="F1F4F9"/>
       </w:pPr>
       <w:r>
         <w:rPr>
@@ -4696,9 +4642,9 @@
     </w:p>
     <w:p>
       <w:pPr>
-        <w:shd w:val="clear" w:color="auto" w:fill="F1F4F9"/>
         <w:spacing w:after="30"/>
         <w:ind w:left="85"/>
+        <w:shd w:val="clear" w:color="auto" w:fill="F1F4F9"/>
       </w:pPr>
       <w:r>
         <w:rPr>
@@ -4886,9 +4832,9 @@
     </w:p>
     <w:p>
       <w:pPr>
-        <w:shd w:val="clear" w:color="auto" w:fill="F1F4F9"/>
         <w:spacing w:after="30"/>
         <w:ind w:left="85"/>
+        <w:shd w:val="clear" w:color="auto" w:fill="F1F4F9"/>
       </w:pPr>
       <w:r>
         <w:rPr>
@@ -5154,9 +5100,9 @@
     </w:p>
     <w:p>
       <w:pPr>
-        <w:shd w:val="clear" w:color="auto" w:fill="F1F4F9"/>
         <w:spacing w:after="30"/>
         <w:ind w:left="85"/>
+        <w:shd w:val="clear" w:color="auto" w:fill="F1F4F9"/>
       </w:pPr>
       <w:r>
         <w:rPr>
@@ -5437,9 +5383,9 @@
     </w:p>
     <w:p>
       <w:pPr>
-        <w:shd w:val="clear" w:color="auto" w:fill="F1F4F9"/>
         <w:spacing w:after="30"/>
         <w:ind w:left="85"/>
+        <w:shd w:val="clear" w:color="auto" w:fill="F1F4F9"/>
       </w:pPr>
       <w:r>
         <w:rPr>
@@ -5726,9 +5672,9 @@
     </w:p>
     <w:p>
       <w:pPr>
-        <w:shd w:val="clear" w:color="auto" w:fill="F1F4F9"/>
         <w:spacing w:after="30"/>
         <w:ind w:left="85"/>
+        <w:shd w:val="clear" w:color="auto" w:fill="F1F4F9"/>
       </w:pPr>
       <w:r>
         <w:rPr>
@@ -5955,9 +5901,9 @@
     </w:p>
     <w:p>
       <w:pPr>
-        <w:shd w:val="clear" w:color="auto" w:fill="F1F4F9"/>
         <w:spacing w:after="30"/>
         <w:ind w:left="85"/>
+        <w:shd w:val="clear" w:color="auto" w:fill="F1F4F9"/>
       </w:pPr>
       <w:r>
         <w:rPr>
@@ -6235,9 +6181,9 @@
     </w:p>
     <w:p>
       <w:pPr>
-        <w:shd w:val="clear" w:color="auto" w:fill="F1F4F9"/>
         <w:spacing w:after="30"/>
         <w:ind w:left="85"/>
+        <w:shd w:val="clear" w:color="auto" w:fill="F1F4F9"/>
       </w:pPr>
       <w:r>
         <w:rPr>
@@ -6396,9 +6342,9 @@
     </w:p>
     <w:p>
       <w:pPr>
-        <w:shd w:val="clear" w:color="auto" w:fill="F1F4F9"/>
         <w:spacing w:after="30"/>
         <w:ind w:left="85"/>
+        <w:shd w:val="clear" w:color="auto" w:fill="F1F4F9"/>
       </w:pPr>
       <w:r>
         <w:rPr>
@@ -6628,9 +6574,9 @@
     </w:p>
     <w:p>
       <w:pPr>
-        <w:shd w:val="clear" w:color="auto" w:fill="F1F4F9"/>
         <w:spacing w:after="30"/>
         <w:ind w:left="85"/>
+        <w:shd w:val="clear" w:color="auto" w:fill="F1F4F9"/>
       </w:pPr>
       <w:r>
         <w:rPr>
@@ -6855,23 +6801,23 @@
           <w:sz w:val="20"/>
           <w:u w:val="none"/>
         </w:rPr>
-        <w:t xml:space="preserve">교과서 본문을 바탕으로 두 학생의 대화를 재구성한 것이다. 빈칸 (1)~(4)를 〈조건〉에 맞게 완성하시오. </w:t>
-      </w:r>
-      <w:r>
-        <w:rPr>
-          <w:b w:val="0"/>
-          <w:i w:val="0"/>
-          <w:sz w:val="20"/>
-          <w:u w:val="none"/>
-        </w:rPr>
-        <w:t>(표적: 본문 변형 2단계 — 대화 재구성 · 4점)</w:t>
+        <w:t xml:space="preserve">교과서 본문 문장의 빈칸 (1)~(4)를 〈조건〉에 맞게 완성하시오. </w:t>
+      </w:r>
+      <w:r>
+        <w:rPr>
+          <w:b w:val="0"/>
+          <w:i w:val="0"/>
+          <w:sz w:val="20"/>
+          <w:u w:val="none"/>
+        </w:rPr>
+        <w:t>(표적: 본문 문장 + 프린트 어법 4축 · 4점)</w:t>
       </w:r>
     </w:p>
     <w:p>
       <w:pPr>
-        <w:shd w:val="clear" w:color="auto" w:fill="F1F4F9"/>
         <w:spacing w:after="30"/>
         <w:ind w:left="85"/>
+        <w:shd w:val="clear" w:color="auto" w:fill="F1F4F9"/>
       </w:pPr>
       <w:r>
         <w:rPr>
@@ -6880,7 +6826,7 @@
           <w:sz w:val="20"/>
           <w:u w:val="none"/>
         </w:rPr>
-        <w:t>〈조건〉 (1) used to 사용 (2) 지각동사 구문, people을 꼭 쓸 것 (3) so ~ that 문장을 enough to로 (4) 목적격 관계대명사 생략</w:t>
+        <w:t>〈조건〉 (1) used to 사용 (live) (2) 지각동사 구문, people을 꼭 쓸 것 (shout) (3) so ~ that 문장을 enough to로 (4) 목적격 관계대명사 생략 (people, he, meet)</w:t>
       </w:r>
       <w:r>
         <w:br/>
@@ -6892,7 +6838,34 @@
           <w:sz w:val="20"/>
           <w:u w:val="none"/>
         </w:rPr>
-        <w:t xml:space="preserve"> A: Who lived in Shoreditch in the past?</w:t>
+        <w:t xml:space="preserve"> (1) Poor workers </w:t>
+      </w:r>
+      <w:r>
+        <w:rPr>
+          <w:b/>
+          <w:i w:val="0"/>
+          <w:sz w:val="20"/>
+          <w:u w:val="none"/>
+        </w:rPr>
+        <w:t xml:space="preserve">(1) </w:t>
+      </w:r>
+      <w:r>
+        <w:rPr>
+          <w:b w:val="0"/>
+          <w:i w:val="0"/>
+          <w:sz w:val="20"/>
+          <w:u w:val="none"/>
+        </w:rPr>
+        <w:t>__________</w:t>
+      </w:r>
+      <w:r>
+        <w:rPr>
+          <w:b w:val="0"/>
+          <w:i w:val="0"/>
+          <w:sz w:val="20"/>
+          <w:u w:val="none"/>
+        </w:rPr>
+        <w:t xml:space="preserve"> in this area, but now it is one of the hippest areas in London.</w:t>
       </w:r>
       <w:r>
         <w:br/>
@@ -6904,16 +6877,16 @@
           <w:sz w:val="20"/>
           <w:u w:val="none"/>
         </w:rPr>
-        <w:t xml:space="preserve"> B: Poor workers (1) </w:t>
-      </w:r>
-      <w:r>
-        <w:rPr>
-          <w:b w:val="0"/>
-          <w:i w:val="0"/>
-          <w:sz w:val="20"/>
-          <w:u w:val="none"/>
-        </w:rPr>
-        <w:t>(1)</w:t>
+        <w:t xml:space="preserve"> (2) Schofield </w:t>
+      </w:r>
+      <w:r>
+        <w:rPr>
+          <w:b/>
+          <w:i w:val="0"/>
+          <w:sz w:val="20"/>
+          <w:u w:val="none"/>
+        </w:rPr>
+        <w:t xml:space="preserve">(2) </w:t>
       </w:r>
       <w:r>
         <w:rPr>
@@ -6931,7 +6904,7 @@
           <w:sz w:val="20"/>
           <w:u w:val="none"/>
         </w:rPr>
-        <w:t xml:space="preserve"> there, but now it is one of the hippest areas in London.</w:t>
+        <w:t xml:space="preserve"> for Korean independence in Tapgol Park.</w:t>
       </w:r>
       <w:r>
         <w:br/>
@@ -6943,7 +6916,7 @@
           <w:sz w:val="20"/>
           <w:u w:val="none"/>
         </w:rPr>
-        <w:t xml:space="preserve"> A: What did Dr. Schofield hear in Tapgol Park on March 1, 1919?</w:t>
+        <w:t xml:space="preserve"> (3) He studied so hard that he was able to teach in Korean after only a few years.</w:t>
       </w:r>
       <w:r>
         <w:br/>
@@ -6955,16 +6928,16 @@
           <w:sz w:val="20"/>
           <w:u w:val="none"/>
         </w:rPr>
-        <w:t xml:space="preserve"> B: He (2) </w:t>
-      </w:r>
-      <w:r>
-        <w:rPr>
-          <w:b w:val="0"/>
-          <w:i w:val="0"/>
-          <w:sz w:val="20"/>
-          <w:u w:val="none"/>
-        </w:rPr>
-        <w:t>(2)</w:t>
+        <w:t xml:space="preserve"> = He studied </w:t>
+      </w:r>
+      <w:r>
+        <w:rPr>
+          <w:b/>
+          <w:i w:val="0"/>
+          <w:sz w:val="20"/>
+          <w:u w:val="none"/>
+        </w:rPr>
+        <w:t xml:space="preserve">(3) </w:t>
       </w:r>
       <w:r>
         <w:rPr>
@@ -6982,7 +6955,7 @@
           <w:sz w:val="20"/>
           <w:u w:val="none"/>
         </w:rPr>
-        <w:t xml:space="preserve"> for Korean independence.</w:t>
+        <w:t xml:space="preserve"> in Korean after only a few years.</w:t>
       </w:r>
       <w:r>
         <w:br/>
@@ -6994,79 +6967,16 @@
           <w:sz w:val="20"/>
           <w:u w:val="none"/>
         </w:rPr>
-        <w:t xml:space="preserve"> A: How could he teach in Korean after only a few years?</w:t>
-      </w:r>
-      <w:r>
-        <w:br/>
-      </w:r>
-      <w:r>
-        <w:rPr>
-          <w:b w:val="0"/>
-          <w:i w:val="0"/>
-          <w:sz w:val="20"/>
-          <w:u w:val="none"/>
-        </w:rPr>
-        <w:t xml:space="preserve"> B: He studied (3) </w:t>
-      </w:r>
-      <w:r>
-        <w:rPr>
-          <w:b w:val="0"/>
-          <w:i w:val="0"/>
-          <w:sz w:val="20"/>
-          <w:u w:val="none"/>
-        </w:rPr>
-        <w:t>(3)</w:t>
-      </w:r>
-      <w:r>
-        <w:rPr>
-          <w:b w:val="0"/>
-          <w:i w:val="0"/>
-          <w:sz w:val="20"/>
-          <w:u w:val="none"/>
-        </w:rPr>
-        <w:t>__________</w:t>
-      </w:r>
-      <w:r>
-        <w:rPr>
-          <w:b w:val="0"/>
-          <w:i w:val="0"/>
-          <w:sz w:val="20"/>
-          <w:u w:val="none"/>
-        </w:rPr>
-        <w:t xml:space="preserve"> in Korean after only a few years.</w:t>
-      </w:r>
-      <w:r>
-        <w:br/>
-      </w:r>
-      <w:r>
-        <w:rPr>
-          <w:b w:val="0"/>
-          <w:i w:val="0"/>
-          <w:sz w:val="20"/>
-          <w:u w:val="none"/>
-        </w:rPr>
-        <w:t xml:space="preserve"> A: What messages do Wilson's gum paintings carry?</w:t>
-      </w:r>
-      <w:r>
-        <w:br/>
-      </w:r>
-      <w:r>
-        <w:rPr>
-          <w:b w:val="0"/>
-          <w:i w:val="0"/>
-          <w:sz w:val="20"/>
-          <w:u w:val="none"/>
-        </w:rPr>
-        <w:t xml:space="preserve"> B: They often carry personal messages from (4) </w:t>
-      </w:r>
-      <w:r>
-        <w:rPr>
-          <w:b w:val="0"/>
-          <w:i w:val="0"/>
-          <w:sz w:val="20"/>
-          <w:u w:val="none"/>
-        </w:rPr>
-        <w:t>(4)</w:t>
+        <w:t xml:space="preserve"> (4) His gum paintings often carry personal messages from </w:t>
+      </w:r>
+      <w:r>
+        <w:rPr>
+          <w:b/>
+          <w:i w:val="0"/>
+          <w:sz w:val="20"/>
+          <w:u w:val="none"/>
+        </w:rPr>
+        <w:t xml:space="preserve">(4) </w:t>
       </w:r>
       <w:r>
         <w:rPr>
@@ -7108,23 +7018,23 @@
           <w:sz w:val="20"/>
           <w:u w:val="none"/>
         </w:rPr>
-        <w:t xml:space="preserve">L6 본문을 읽고 쓴 감상문이다. 빈칸 (1)~(4)에 알맞은 말을 쓰시오. (괄호 안 지시를 따를 것) </w:t>
-      </w:r>
-      <w:r>
-        <w:rPr>
-          <w:b w:val="0"/>
-          <w:i w:val="0"/>
-          <w:sz w:val="20"/>
-          <w:u w:val="none"/>
-        </w:rPr>
-        <w:t>(표적: 본문 변형 2단계 — 감상문 · 4점)</w:t>
+        <w:t xml:space="preserve">L5·L6 본문 문장의 빈칸 (1)~(4)에 알맞은 말을 쓰시오. (괄호 안 지시를 따를 것) </w:t>
+      </w:r>
+      <w:r>
+        <w:rPr>
+          <w:b w:val="0"/>
+          <w:i w:val="0"/>
+          <w:sz w:val="20"/>
+          <w:u w:val="none"/>
+        </w:rPr>
+        <w:t>(표적: 본문 문장 속 어법 · 4점)</w:t>
       </w:r>
     </w:p>
     <w:p>
       <w:pPr>
-        <w:shd w:val="clear" w:color="auto" w:fill="F1F4F9"/>
         <w:spacing w:after="30"/>
         <w:ind w:left="85"/>
+        <w:shd w:val="clear" w:color="auto" w:fill="F1F4F9"/>
       </w:pPr>
       <w:r>
         <w:rPr>
@@ -7133,7 +7043,7 @@
           <w:sz w:val="20"/>
           <w:u w:val="none"/>
         </w:rPr>
-        <w:t xml:space="preserve">I was moved by the story of Dr. Schofield. He wanted to teach in Korean, and he studied (1) </w:t>
+        <w:t xml:space="preserve">• He studied (1) </w:t>
       </w:r>
       <w:r>
         <w:rPr>
@@ -7187,7 +7097,19 @@
           <w:sz w:val="20"/>
           <w:u w:val="none"/>
         </w:rPr>
-        <w:t xml:space="preserve"> he was able to teach in Korean after only a few years. On March 1, 1919, he hid in a building and saw a large group of people (3) </w:t>
+        <w:t xml:space="preserve"> he was able to teach in Korean after only a few years.</w:t>
+      </w:r>
+      <w:r>
+        <w:br/>
+      </w:r>
+      <w:r>
+        <w:rPr>
+          <w:b w:val="0"/>
+          <w:i w:val="0"/>
+          <w:sz w:val="20"/>
+          <w:u w:val="none"/>
+        </w:rPr>
+        <w:t xml:space="preserve"> • Schofield was hiding in a building and saw a large group of people (3) </w:t>
       </w:r>
       <w:r>
         <w:rPr>
@@ -7214,7 +7136,19 @@
           <w:sz w:val="20"/>
           <w:u w:val="none"/>
         </w:rPr>
-        <w:t xml:space="preserve"> outside. (gather를 알맞은 형태로) He sent the pictures (4) </w:t>
+        <w:t xml:space="preserve"> outside. (gather를 알맞은 형태로)</w:t>
+      </w:r>
+      <w:r>
+        <w:br/>
+      </w:r>
+      <w:r>
+        <w:rPr>
+          <w:b w:val="0"/>
+          <w:i w:val="0"/>
+          <w:sz w:val="20"/>
+          <w:u w:val="none"/>
+        </w:rPr>
+        <w:t xml:space="preserve"> • Wilson is well known for painting pictures on gum (4) </w:t>
       </w:r>
       <w:r>
         <w:rPr>
@@ -7241,7 +7175,7 @@
           <w:sz w:val="20"/>
           <w:u w:val="none"/>
         </w:rPr>
-        <w:t xml:space="preserve"> he took to foreign newspapers. (관계대명사 1단어) His work helped the world learn about the March 1st Movement.</w:t>
+        <w:t xml:space="preserve"> people drop on the street. (관계대명사 1단어)</w:t>
       </w:r>
     </w:p>
     <w:p>
@@ -7311,9 +7245,9 @@
     </w:p>
     <w:p>
       <w:pPr>
-        <w:shd w:val="clear" w:color="auto" w:fill="F1F4F9"/>
         <w:spacing w:after="30"/>
         <w:ind w:left="85"/>
+        <w:shd w:val="clear" w:color="auto" w:fill="F1F4F9"/>
       </w:pPr>
       <w:r>
         <w:rPr>
@@ -7582,9 +7516,9 @@
     </w:p>
     <w:p>
       <w:pPr>
-        <w:shd w:val="clear" w:color="auto" w:fill="F1F4F9"/>
         <w:spacing w:after="30"/>
         <w:ind w:left="85"/>
+        <w:shd w:val="clear" w:color="auto" w:fill="F1F4F9"/>
       </w:pPr>
       <w:r>
         <w:rPr>
@@ -7794,8 +7728,8 @@
           <w:type w:val="continuous"/>
           <w:pgSz w:w="11906" w:h="16838"/>
           <w:pgMar w:top="680" w:right="794" w:bottom="624" w:left="794" w:header="720" w:footer="720" w:gutter="0"/>
+          <w:docGrid w:linePitch="360"/>
           <w:cols w:num="2" w:space="396" w:sep="1"/>
-          <w:docGrid w:linePitch="360"/>
         </w:sectPr>
       </w:pPr>
     </w:p>
@@ -8676,7 +8610,7 @@
           <w:sz w:val="18"/>
           <w:u w:val="none"/>
         </w:rPr>
-        <w:t xml:space="preserve"> (1) so (2) that (3) gathering(gather) (4) which(that)</w:t>
+        <w:t xml:space="preserve"> (1) so (2) that (3) gathering(gather) (4) that(which)</w:t>
       </w:r>
       <w:r>
         <w:rPr>
@@ -8740,8 +8674,8 @@
     <w:sectPr>
       <w:pgSz w:w="11906" w:h="16838"/>
       <w:pgMar w:top="680" w:right="794" w:bottom="624" w:left="794" w:header="720" w:footer="720" w:gutter="0"/>
+      <w:docGrid w:linePitch="360"/>
       <w:cols w:num="1" w:space="396"/>
-      <w:docGrid w:linePitch="360"/>
     </w:sectPr>
   </w:body>
 </w:document>
